--- a/Informe_base_de_datos_II_taller_2.docx
+++ b/Informe_base_de_datos_II_taller_2.docx
@@ -1215,9 +1215,28 @@
                   <w:spacing w:val="-2"/>
                   <w:sz w:val="24"/>
                   <w:szCs w:val="24"/>
-                  <w:u w:color="0000FF"/>
                 </w:rPr>
-                <w:t>Producto.json</w:t>
+                <w:t>Producto.j</w:t>
+              </w:r>
+              <w:r>
+                <w:rPr>
+                  <w:rStyle w:val="Hipervnculo"/>
+                  <w:rFonts w:eastAsiaTheme="majorEastAsia"/>
+                  <w:spacing w:val="-2"/>
+                  <w:sz w:val="24"/>
+                  <w:szCs w:val="24"/>
+                </w:rPr>
+                <w:t>s</w:t>
+              </w:r>
+              <w:r>
+                <w:rPr>
+                  <w:rStyle w:val="Hipervnculo"/>
+                  <w:rFonts w:eastAsiaTheme="majorEastAsia"/>
+                  <w:spacing w:val="-2"/>
+                  <w:sz w:val="24"/>
+                  <w:szCs w:val="24"/>
+                </w:rPr>
+                <w:t>on</w:t>
               </w:r>
               <w:proofErr w:type="spellEnd"/>
             </w:hyperlink>
@@ -1332,7 +1351,7 @@
                 <w:szCs w:val="24"/>
                 <w:u w:val="single" w:color="0000FF"/>
               </w:rPr>
-              <w:instrText xml:space="preserve"> HYPERLINK "https://github.com/jcaballeroj/Taller-NoSQL---Bases-de-Datos-II/blob/049f98e5d2b324fc5630382e7cf803825de27be6/Embebido.json" </w:instrText>
+              <w:instrText>HYPERLINK "https://github.com/LuisGamboa20/Bases_de_datos_2_Taller_2/blob/main/Bases/Embebido..json"</w:instrText>
             </w:r>
             <w:r>
               <w:rPr>
@@ -2357,7 +2376,18 @@
                   <w:szCs w:val="24"/>
                   <w:u w:color="0000FF"/>
                 </w:rPr>
-                <w:t>usuario.json</w:t>
+                <w:t>vendedores</w:t>
+              </w:r>
+              <w:r>
+                <w:rPr>
+                  <w:rStyle w:val="Hipervnculo"/>
+                  <w:rFonts w:ascii="Times New Roman" w:hAnsi="Times New Roman" w:cs="Times New Roman"/>
+                  <w:spacing w:val="-2"/>
+                  <w:sz w:val="24"/>
+                  <w:szCs w:val="24"/>
+                  <w:u w:color="0000FF"/>
+                </w:rPr>
+                <w:t>.json</w:t>
               </w:r>
               <w:proofErr w:type="spellEnd"/>
               <w:proofErr w:type="gramEnd"/>
@@ -2638,7 +2668,29 @@
                   <w:szCs w:val="24"/>
                   <w:u w:color="0000FF"/>
                 </w:rPr>
-                <w:t>Valoracion.json</w:t>
+                <w:t>Valo</w:t>
+              </w:r>
+              <w:r>
+                <w:rPr>
+                  <w:rStyle w:val="Hipervnculo"/>
+                  <w:rFonts w:ascii="Times New Roman" w:hAnsi="Times New Roman" w:cs="Times New Roman"/>
+                  <w:spacing w:val="-2"/>
+                  <w:sz w:val="24"/>
+                  <w:szCs w:val="24"/>
+                  <w:u w:color="0000FF"/>
+                </w:rPr>
+                <w:t>r</w:t>
+              </w:r>
+              <w:r>
+                <w:rPr>
+                  <w:rStyle w:val="Hipervnculo"/>
+                  <w:rFonts w:ascii="Times New Roman" w:hAnsi="Times New Roman" w:cs="Times New Roman"/>
+                  <w:spacing w:val="-2"/>
+                  <w:sz w:val="24"/>
+                  <w:szCs w:val="24"/>
+                  <w:u w:color="0000FF"/>
+                </w:rPr>
+                <w:t>acion.json</w:t>
               </w:r>
               <w:proofErr w:type="spellEnd"/>
             </w:hyperlink>
@@ -2962,7 +3014,31 @@
                   <w:szCs w:val="24"/>
                   <w:u w:color="0000FF"/>
                 </w:rPr>
-                <w:t>Pregunta.json</w:t>
+                <w:t>Pregunta</w:t>
+              </w:r>
+              <w:r>
+                <w:rPr>
+                  <w:rStyle w:val="Hipervnculo"/>
+                  <w:rFonts w:ascii="Times New Roman" w:hAnsi="Times New Roman" w:cs="Times New Roman"/>
+                  <w:b/>
+                  <w:spacing w:val="-2"/>
+                  <w:sz w:val="24"/>
+                  <w:szCs w:val="24"/>
+                  <w:u w:color="0000FF"/>
+                </w:rPr>
+                <w:t>.</w:t>
+              </w:r>
+              <w:r>
+                <w:rPr>
+                  <w:rStyle w:val="Hipervnculo"/>
+                  <w:rFonts w:ascii="Times New Roman" w:hAnsi="Times New Roman" w:cs="Times New Roman"/>
+                  <w:b/>
+                  <w:spacing w:val="-2"/>
+                  <w:sz w:val="24"/>
+                  <w:szCs w:val="24"/>
+                  <w:u w:color="0000FF"/>
+                </w:rPr>
+                <w:t>json</w:t>
               </w:r>
               <w:proofErr w:type="spellEnd"/>
             </w:hyperlink>
@@ -6461,6 +6537,7 @@
   <w:style w:type="character" w:default="1" w:styleId="Fuentedeprrafopredeter">
     <w:name w:val="Default Paragraph Font"/>
     <w:uiPriority w:val="1"/>
+    <w:semiHidden/>
     <w:unhideWhenUsed/>
   </w:style>
   <w:style w:type="table" w:default="1" w:styleId="Tablanormal">
@@ -7077,6 +7154,18 @@
       </w:tblBorders>
     </w:tblPr>
   </w:style>
+  <w:style w:type="character" w:styleId="Mencinsinresolver">
+    <w:name w:val="Unresolved Mention"/>
+    <w:basedOn w:val="Fuentedeprrafopredeter"/>
+    <w:uiPriority w:val="99"/>
+    <w:semiHidden/>
+    <w:unhideWhenUsed/>
+    <w:rsid w:val="00125360"/>
+    <w:rPr>
+      <w:color w:val="605E5C"/>
+      <w:shd w:val="clear" w:color="auto" w:fill="E1DFDD"/>
+    </w:rPr>
+  </w:style>
 </w:styles>
 </file>
 
